--- a/Resultados_v1_dryspells_chile.docx
+++ b/Resultados_v1_dryspells_chile.docx
@@ -31,7 +31,7 @@
           <w:color w:val="000000"/>
           <w:sz w:val="24"/>
         </w:rPr>
-        <w:t>Esta sección responde la primera pregunta del estudio: una vez igualada la frecuencia de días húmedos (criterio i; R₀ = 5,285 mm día⁻¹ en ALADIN y R = 1 mm día⁻¹ en CR2MET), ¿reproduce ALADIN la distribución histórica de duraciones de dry spells? El hilo es climatología de referencia (§3.1), sesgo espacial residual (§3.2), forma de las PDFs por cuenca (§3.3) y ausencia de tendencia en el histórico del modelo (§3.4). El cambio futuro se trata en §4.</w:t>
+        <w:t>Esta sección responde la primera pregunta del estudio: una vez igualada la frecuencia de días húmedos (criterio i; R₀ = 5,285 mm día⁻¹ en ALADIN y R = 1 mm día⁻¹ en CR2MET), ¿reproduce ALADIN la distribución histórica de duraciones de dry spells? El hilo es climatología de referencia (§3.1), sensibilidad al umbral (§3.2), sesgo espacial residual (§3.3), forma de las PDFs por cuenca (§3.4) y ausencia de tendencia en el histórico del modelo (§3.5). El cambio futuro se trata en §4.</w:t>
       </w:r>
     </w:p>
     <w:p>
@@ -95,7 +95,95 @@
           <w:color w:val="000000"/>
           <w:sz w:val="24"/>
         </w:rPr>
-        <w:t>3.2 Sesgo espacial de persistencia: ALADIN versus CR2MET</w:t>
+        <w:t>3.2 Sensibilidad al umbral de día húmedo</w:t>
+      </w:r>
+    </w:p>
+    <w:p>
+      <w:pPr>
+        <w:spacing w:after="160" w:before="0" w:line="360" w:lineRule="auto"/>
+        <w:ind w:firstLine="432"/>
+        <w:jc w:val="both"/>
+      </w:pPr>
+      <w:r>
+        <w:rPr>
+          <w:rFonts w:ascii="Times New Roman" w:hAnsi="Times New Roman" w:eastAsia="Times New Roman"/>
+          <w:b w:val="0"/>
+          <w:i w:val="0"/>
+          <w:color w:val="000000"/>
+          <w:sz w:val="24"/>
+        </w:rPr>
+        <w:t>Antes de evaluar el sesgo espacial con el criterio i, conviene mostrar cuánto dependen las PDFs de la definición de día húmedo. En Loa, Maule y Biobío (1980–2014), sin calibración ALADIN a 1 mm produce muchos más spells y de menor duración: en Loa la media pasa de ~66 días en CR2MET a ~27 días en ALADIN, porque el exceso de días húmedos fragmenta las rachas. Con R₀ global o local, las PDFs de ALADIN se acercan a CR2MET en forma y en número de eventos (Figura 4). Eso justifica el criterio i como configuración principal para el resto del análisis; el mapa de R₀ local se reserva a material suplementario.</w:t>
+      </w:r>
+    </w:p>
+    <w:p>
+      <w:pPr>
+        <w:spacing w:before="160" w:after="40"/>
+        <w:jc w:val="center"/>
+      </w:pPr>
+      <w:r>
+        <w:drawing>
+          <wp:inline xmlns:a="http://schemas.openxmlformats.org/drawingml/2006/main" xmlns:pic="http://schemas.openxmlformats.org/drawingml/2006/picture">
+            <wp:extent cx="5120640" cy="10247697"/>
+            <wp:docPr id="1" name="Picture 1"/>
+            <wp:cNvGraphicFramePr>
+              <a:graphicFrameLocks noChangeAspect="1"/>
+            </wp:cNvGraphicFramePr>
+            <a:graphic>
+              <a:graphicData uri="http://schemas.openxmlformats.org/drawingml/2006/picture">
+                <pic:pic>
+                  <pic:nvPicPr>
+                    <pic:cNvPr id="0" name="fig04_calibracion_umbral_panel.png"/>
+                    <pic:cNvPicPr/>
+                  </pic:nvPicPr>
+                  <pic:blipFill>
+                    <a:blip r:embed="rId9"/>
+                    <a:stretch>
+                      <a:fillRect/>
+                    </a:stretch>
+                  </pic:blipFill>
+                  <pic:spPr>
+                    <a:xfrm>
+                      <a:off x="0" y="0"/>
+                      <a:ext cx="5120640" cy="10247697"/>
+                    </a:xfrm>
+                    <a:prstGeom prst="rect"/>
+                  </pic:spPr>
+                </pic:pic>
+              </a:graphicData>
+            </a:graphic>
+          </wp:inline>
+        </w:drawing>
+      </w:r>
+    </w:p>
+    <w:p>
+      <w:pPr>
+        <w:spacing w:before="80" w:after="240" w:line="276" w:lineRule="auto"/>
+        <w:jc w:val="both"/>
+      </w:pPr>
+      <w:r>
+        <w:rPr>
+          <w:rFonts w:ascii="Times New Roman" w:hAnsi="Times New Roman" w:eastAsia="Times New Roman"/>
+          <w:b w:val="0"/>
+          <w:i/>
+          <w:color w:val="000000"/>
+          <w:sz w:val="20"/>
+        </w:rPr>
+        <w:t>Figura 4. Efecto de la calibración del umbral sobre las PDFs de duración (1980–2014) en Loa, Maule y Biobío (escala log–log). Negro: CR2MET a 1 mm. Rojo discontinuo: ALADIN a 1 mm (sin calibrar). Azul: ALADIN a R₀ global (5,285 mm). Verde: ALADIN a R₀ local. Sin calibrar, ALADIN infla spells cortos y pierde la cola; con R₀ las curvas se acercan a CR2MET.</w:t>
+      </w:r>
+    </w:p>
+    <w:p>
+      <w:pPr>
+        <w:spacing w:before="280" w:after="120"/>
+      </w:pPr>
+      <w:r>
+        <w:rPr>
+          <w:rFonts w:ascii="Times New Roman" w:hAnsi="Times New Roman" w:eastAsia="Times New Roman"/>
+          <w:b/>
+          <w:i w:val="0"/>
+          <w:color w:val="000000"/>
+          <w:sz w:val="24"/>
+        </w:rPr>
+        <w:t>3.3 Sesgo espacial de persistencia: ALADIN versus CR2MET</w:t>
       </w:r>
     </w:p>
     <w:p>
@@ -141,7 +229,7 @@
         <w:drawing>
           <wp:inline xmlns:a="http://schemas.openxmlformats.org/drawingml/2006/main" xmlns:pic="http://schemas.openxmlformats.org/drawingml/2006/picture">
             <wp:extent cx="5669280" cy="5106373"/>
-            <wp:docPr id="1" name="Picture 1"/>
+            <wp:docPr id="2" name="Picture 2"/>
             <wp:cNvGraphicFramePr>
               <a:graphicFrameLocks noChangeAspect="1"/>
             </wp:cNvGraphicFramePr>
@@ -153,7 +241,7 @@
                     <pic:cNvPicPr/>
                   </pic:nvPicPr>
                   <pic:blipFill>
-                    <a:blip r:embed="rId9"/>
+                    <a:blip r:embed="rId10"/>
                     <a:stretch>
                       <a:fillRect/>
                     </a:stretch>
@@ -200,7 +288,7 @@
           <w:color w:val="000000"/>
           <w:sz w:val="24"/>
         </w:rPr>
-        <w:t>3.3 PDFs por cuenca: acuerdo y diferencias regionales</w:t>
+        <w:t>3.4 PDFs por cuenca: acuerdo y diferencias regionales</w:t>
       </w:r>
     </w:p>
     <w:p>
@@ -2187,7 +2275,7 @@
         <w:drawing>
           <wp:inline xmlns:a="http://schemas.openxmlformats.org/drawingml/2006/main" xmlns:pic="http://schemas.openxmlformats.org/drawingml/2006/picture">
             <wp:extent cx="5669280" cy="3727552"/>
-            <wp:docPr id="2" name="Picture 2"/>
+            <wp:docPr id="3" name="Picture 3"/>
             <wp:cNvGraphicFramePr>
               <a:graphicFrameLocks noChangeAspect="1"/>
             </wp:cNvGraphicFramePr>
@@ -2199,7 +2287,7 @@
                     <pic:cNvPicPr/>
                   </pic:nvPicPr>
                   <pic:blipFill>
-                    <a:blip r:embed="rId10"/>
+                    <a:blip r:embed="rId11"/>
                     <a:stretch>
                       <a:fillRect/>
                     </a:stretch>
@@ -2246,7 +2334,7 @@
           <w:color w:val="000000"/>
           <w:sz w:val="24"/>
         </w:rPr>
-        <w:t>3.4 Tendencias en ALADIN histórico: resultado nulo</w:t>
+        <w:t>3.5 Tendencias en ALADIN histórico: resultado nulo</w:t>
       </w:r>
     </w:p>
     <w:p>
@@ -2292,7 +2380,7 @@
         <w:drawing>
           <wp:inline xmlns:a="http://schemas.openxmlformats.org/drawingml/2006/main" xmlns:pic="http://schemas.openxmlformats.org/drawingml/2006/picture">
             <wp:extent cx="5486400" cy="2545492"/>
-            <wp:docPr id="3" name="Picture 3"/>
+            <wp:docPr id="4" name="Picture 4"/>
             <wp:cNvGraphicFramePr>
               <a:graphicFrameLocks noChangeAspect="1"/>
             </wp:cNvGraphicFramePr>
@@ -2304,7 +2392,7 @@
                     <pic:cNvPicPr/>
                   </pic:nvPicPr>
                   <pic:blipFill>
-                    <a:blip r:embed="rId11"/>
+                    <a:blip r:embed="rId12"/>
                     <a:stretch>
                       <a:fillRect/>
                     </a:stretch>
@@ -2380,7 +2468,7 @@
         <w:drawing>
           <wp:inline xmlns:a="http://schemas.openxmlformats.org/drawingml/2006/main" xmlns:pic="http://schemas.openxmlformats.org/drawingml/2006/picture">
             <wp:extent cx="5669280" cy="5961447"/>
-            <wp:docPr id="4" name="Picture 4"/>
+            <wp:docPr id="5" name="Picture 5"/>
             <wp:cNvGraphicFramePr>
               <a:graphicFrameLocks noChangeAspect="1"/>
             </wp:cNvGraphicFramePr>
@@ -2392,7 +2480,7 @@
                     <pic:cNvPicPr/>
                   </pic:nvPicPr>
                   <pic:blipFill>
-                    <a:blip r:embed="rId12"/>
+                    <a:blip r:embed="rId13"/>
                     <a:stretch>
                       <a:fillRect/>
                     </a:stretch>
@@ -3074,7 +3162,7 @@
         <w:drawing>
           <wp:inline xmlns:a="http://schemas.openxmlformats.org/drawingml/2006/main" xmlns:pic="http://schemas.openxmlformats.org/drawingml/2006/picture">
             <wp:extent cx="5577840" cy="4320950"/>
-            <wp:docPr id="5" name="Picture 5"/>
+            <wp:docPr id="6" name="Picture 6"/>
             <wp:cNvGraphicFramePr>
               <a:graphicFrameLocks noChangeAspect="1"/>
             </wp:cNvGraphicFramePr>
@@ -3086,7 +3174,7 @@
                     <pic:cNvPicPr/>
                   </pic:nvPicPr>
                   <pic:blipFill>
-                    <a:blip r:embed="rId13"/>
+                    <a:blip r:embed="rId14"/>
                     <a:stretch>
                       <a:fillRect/>
                     </a:stretch>
@@ -3179,7 +3267,7 @@
         <w:drawing>
           <wp:inline xmlns:a="http://schemas.openxmlformats.org/drawingml/2006/main" xmlns:pic="http://schemas.openxmlformats.org/drawingml/2006/picture">
             <wp:extent cx="5669280" cy="4394513"/>
-            <wp:docPr id="6" name="Picture 6"/>
+            <wp:docPr id="7" name="Picture 7"/>
             <wp:cNvGraphicFramePr>
               <a:graphicFrameLocks noChangeAspect="1"/>
             </wp:cNvGraphicFramePr>
@@ -3191,7 +3279,7 @@
                     <pic:cNvPicPr/>
                   </pic:nvPicPr>
                   <pic:blipFill>
-                    <a:blip r:embed="rId14"/>
+                    <a:blip r:embed="rId15"/>
                     <a:stretch>
                       <a:fillRect/>
                     </a:stretch>
